--- a/docs/vignettes/04_regession/06_linear_regression_as_std_curve.docx
+++ b/docs/vignettes/04_regession/06_linear_regression_as_std_curve.docx
@@ -90,7 +90,7 @@
                     <a:graphicData uri="http://schemas.openxmlformats.org/drawingml/2006/picture">
                       <pic:pic>
                         <pic:nvPicPr>
-                          <pic:cNvPr descr="/Applications/quarto/share/formats/docx/note.png" id="11" name="Picture"/>
+                          <pic:cNvPr descr="/Applications/Positron.app/Contents/Resources/app/quarto/share/formats/docx/note.png" id="11" name="Picture"/>
                           <pic:cNvPicPr>
                             <a:picLocks noChangeArrowheads="1" noChangeAspect="1"/>
                           </pic:cNvPicPr>
@@ -1589,7 +1589,7 @@
                     <a:graphicData uri="http://schemas.openxmlformats.org/drawingml/2006/picture">
                       <pic:pic>
                         <pic:nvPicPr>
-                          <pic:cNvPr descr="/Applications/quarto/share/formats/docx/important.png" id="18" name="Picture"/>
+                          <pic:cNvPr descr="/Applications/Positron.app/Contents/Resources/app/quarto/share/formats/docx/important.png" id="18" name="Picture"/>
                           <pic:cNvPicPr>
                             <a:picLocks noChangeArrowheads="1" noChangeAspect="1"/>
                           </pic:cNvPicPr>
@@ -2664,7 +2664,7 @@
                     <a:graphicData uri="http://schemas.openxmlformats.org/drawingml/2006/picture">
                       <pic:pic>
                         <pic:nvPicPr>
-                          <pic:cNvPr descr="/Applications/quarto/share/formats/docx/tip.png" id="29" name="Picture"/>
+                          <pic:cNvPr descr="/Applications/Positron.app/Contents/Resources/app/quarto/share/formats/docx/tip.png" id="29" name="Picture"/>
                           <pic:cNvPicPr>
                             <a:picLocks noChangeArrowheads="1" noChangeAspect="1"/>
                           </pic:cNvPicPr>
@@ -3346,7 +3346,7 @@
                     <a:graphicData uri="http://schemas.openxmlformats.org/drawingml/2006/picture">
                       <pic:pic>
                         <pic:nvPicPr>
-                          <pic:cNvPr descr="/Applications/quarto/share/formats/docx/important.png" id="35" name="Picture"/>
+                          <pic:cNvPr descr="/Applications/Positron.app/Contents/Resources/app/quarto/share/formats/docx/important.png" id="35" name="Picture"/>
                           <pic:cNvPicPr>
                             <a:picLocks noChangeArrowheads="1" noChangeAspect="1"/>
                           </pic:cNvPicPr>
@@ -4048,7 +4048,7 @@
                     <a:graphicData uri="http://schemas.openxmlformats.org/drawingml/2006/picture">
                       <pic:pic>
                         <pic:nvPicPr>
-                          <pic:cNvPr descr="/Applications/quarto/share/formats/docx/important.png" id="44" name="Picture"/>
+                          <pic:cNvPr descr="/Applications/Positron.app/Contents/Resources/app/quarto/share/formats/docx/important.png" id="44" name="Picture"/>
                           <pic:cNvPicPr>
                             <a:picLocks noChangeArrowheads="1" noChangeAspect="1"/>
                           </pic:cNvPicPr>
@@ -4532,7 +4532,7 @@
                     <a:graphicData uri="http://schemas.openxmlformats.org/drawingml/2006/picture">
                       <pic:pic>
                         <pic:nvPicPr>
-                          <pic:cNvPr descr="/Applications/quarto/share/formats/docx/note.png" id="51" name="Picture"/>
+                          <pic:cNvPr descr="/Applications/Positron.app/Contents/Resources/app/quarto/share/formats/docx/note.png" id="51" name="Picture"/>
                           <pic:cNvPicPr>
                             <a:picLocks noChangeArrowheads="1" noChangeAspect="1"/>
                           </pic:cNvPicPr>
@@ -4806,7 +4806,7 @@
                     <a:graphicData uri="http://schemas.openxmlformats.org/drawingml/2006/picture">
                       <pic:pic>
                         <pic:nvPicPr>
-                          <pic:cNvPr descr="/Applications/quarto/share/formats/docx/warning.png" id="54" name="Picture"/>
+                          <pic:cNvPr descr="/Applications/Positron.app/Contents/Resources/app/quarto/share/formats/docx/warning.png" id="54" name="Picture"/>
                           <pic:cNvPicPr>
                             <a:picLocks noChangeArrowheads="1" noChangeAspect="1"/>
                           </pic:cNvPicPr>
@@ -5270,7 +5270,7 @@
                     <a:graphicData uri="http://schemas.openxmlformats.org/drawingml/2006/picture">
                       <pic:pic>
                         <pic:nvPicPr>
-                          <pic:cNvPr descr="/Applications/quarto/share/formats/docx/important.png" id="58" name="Picture"/>
+                          <pic:cNvPr descr="/Applications/Positron.app/Contents/Resources/app/quarto/share/formats/docx/important.png" id="58" name="Picture"/>
                           <pic:cNvPicPr>
                             <a:picLocks noChangeArrowheads="1" noChangeAspect="1"/>
                           </pic:cNvPicPr>
@@ -6156,7 +6156,7 @@
                     <a:graphicData uri="http://schemas.openxmlformats.org/drawingml/2006/picture">
                       <pic:pic>
                         <pic:nvPicPr>
-                          <pic:cNvPr descr="/Applications/quarto/share/formats/docx/important.png" id="63" name="Picture"/>
+                          <pic:cNvPr descr="/Applications/Positron.app/Contents/Resources/app/quarto/share/formats/docx/important.png" id="63" name="Picture"/>
                           <pic:cNvPicPr>
                             <a:picLocks noChangeArrowheads="1" noChangeAspect="1"/>
                           </pic:cNvPicPr>
@@ -8952,7 +8952,7 @@
                     <a:graphicData uri="http://schemas.openxmlformats.org/drawingml/2006/picture">
                       <pic:pic>
                         <pic:nvPicPr>
-                          <pic:cNvPr descr="/Applications/quarto/share/formats/docx/tip.png" id="77" name="Picture"/>
+                          <pic:cNvPr descr="/Applications/Positron.app/Contents/Resources/app/quarto/share/formats/docx/tip.png" id="77" name="Picture"/>
                           <pic:cNvPicPr>
                             <a:picLocks noChangeArrowheads="1" noChangeAspect="1"/>
                           </pic:cNvPicPr>
@@ -9690,7 +9690,7 @@
                     <a:graphicData uri="http://schemas.openxmlformats.org/drawingml/2006/picture">
                       <pic:pic>
                         <pic:nvPicPr>
-                          <pic:cNvPr descr="/Applications/quarto/share/formats/docx/warning.png" id="82" name="Picture"/>
+                          <pic:cNvPr descr="/Applications/Positron.app/Contents/Resources/app/quarto/share/formats/docx/warning.png" id="82" name="Picture"/>
                           <pic:cNvPicPr>
                             <a:picLocks noChangeArrowheads="1" noChangeAspect="1"/>
                           </pic:cNvPicPr>
@@ -9893,7 +9893,7 @@
                     <a:graphicData uri="http://schemas.openxmlformats.org/drawingml/2006/picture">
                       <pic:pic>
                         <pic:nvPicPr>
-                          <pic:cNvPr descr="/Applications/quarto/share/formats/docx/note.png" id="86" name="Picture"/>
+                          <pic:cNvPr descr="/Applications/Positron.app/Contents/Resources/app/quarto/share/formats/docx/note.png" id="86" name="Picture"/>
                           <pic:cNvPicPr>
                             <a:picLocks noChangeArrowheads="1" noChangeAspect="1"/>
                           </pic:cNvPicPr>
